--- a/transaction-tracker/docs/claude/recaps/TGF_Recap_s9.25_Canyon_Springs.docx
+++ b/transaction-tracker/docs/claude/recaps/TGF_Recap_s9.25_Canyon_Springs.docx
@@ -69,7 +69,7 @@
         </w:rPr>
         <w:t xml:space="preserve"> was San Antonio's City MVP at Brackenridge last Tuesday. At </w:t>
       </w:r>
-      <w:hyperlink w:history="1" r:id="rIdokhxrbvltzxmue9_issib">
+      <w:hyperlink w:history="1" r:id="rIdplzkhljls7l4byy1fppdt">
         <w:r>
           <w:rPr>
             <w:rStyle w:val="Hyperlink"/>
@@ -162,7 +162,7 @@
         </w:rPr>
         <w:t xml:space="preserve"> The TGF MVP went up the road — Austin's Lou Schneider made 12 points at </w:t>
       </w:r>
-      <w:hyperlink w:history="1" r:id="rIds6f78iwoog13_4ges3nui">
+      <w:hyperlink w:history="1" r:id="rIdmhpmtm6gdvigmxjisw2oq">
         <w:r>
           <w:rPr>
             <w:rStyle w:val="Hyperlink"/>
@@ -412,7 +412,7 @@
       <w:pPr>
         <w:spacing w:after="160" w:line="300"/>
       </w:pPr>
-      <w:hyperlink w:history="1" r:id="rIdgstnsgqvzdkha0xg127fc">
+      <w:hyperlink w:history="1" r:id="rIdftqzwkrsbkbpr3aitdv8r">
         <w:r>
           <w:rPr>
             <w:rStyle w:val="Hyperlink"/>
@@ -473,7 +473,7 @@
           <w:sz w:val="22"/>
           <w:szCs w:val="22"/>
         </w:rPr>
-        <w:t xml:space="preserve"> leads at 53 with Luke </w:t>
+        <w:t xml:space="preserve"> stretched his lead to 56 with Luke </w:t>
       </w:r>
       <w:r>
         <w:rPr>
@@ -491,7 +491,25 @@
           <w:sz w:val="22"/>
           <w:szCs w:val="22"/>
         </w:rPr>
-        <w:t xml:space="preserve"> two back at 51, then Kerry </w:t>
+        <w:t xml:space="preserve"> at 51, then Adam </w:t>
+      </w:r>
+      <w:r>
+        <w:rPr>
+          <w:rFonts w:ascii="Arial" w:cs="Arial" w:eastAsia="Arial" w:hAnsi="Arial"/>
+          <w:b/>
+          <w:bCs/>
+          <w:sz w:val="22"/>
+          <w:szCs w:val="22"/>
+        </w:rPr>
+        <w:t xml:space="preserve">BAKER</w:t>
+      </w:r>
+      <w:r>
+        <w:rPr>
+          <w:rFonts w:ascii="Arial" w:cs="Arial" w:eastAsia="Arial" w:hAnsi="Arial"/>
+          <w:sz w:val="22"/>
+          <w:szCs w:val="22"/>
+        </w:rPr>
+        <w:t xml:space="preserve"> 49, Kerry </w:t>
       </w:r>
       <w:r>
         <w:rPr>
@@ -509,7 +527,7 @@
           <w:sz w:val="22"/>
           <w:szCs w:val="22"/>
         </w:rPr>
-        <w:t xml:space="preserve"> 44, Daniel </w:t>
+        <w:t xml:space="preserve"> 48, and Daniel </w:t>
       </w:r>
       <w:r>
         <w:rPr>
@@ -527,25 +545,7 @@
           <w:sz w:val="22"/>
           <w:szCs w:val="22"/>
         </w:rPr>
-        <w:t xml:space="preserve"> 41, Adam </w:t>
-      </w:r>
-      <w:r>
-        <w:rPr>
-          <w:rFonts w:ascii="Arial" w:cs="Arial" w:eastAsia="Arial" w:hAnsi="Arial"/>
-          <w:b/>
-          <w:bCs/>
-          <w:sz w:val="22"/>
-          <w:szCs w:val="22"/>
-        </w:rPr>
-        <w:t xml:space="preserve">BAKER</w:t>
-      </w:r>
-      <w:r>
-        <w:rPr>
-          <w:rFonts w:ascii="Arial" w:cs="Arial" w:eastAsia="Arial" w:hAnsi="Arial"/>
-          <w:sz w:val="22"/>
-          <w:szCs w:val="22"/>
-        </w:rPr>
-        <w:t xml:space="preserve"> 40 and Mary </w:t>
+        <w:t xml:space="preserve"> and Mary </w:t>
       </w:r>
       <w:r>
         <w:rPr>
@@ -563,9 +563,9 @@
           <w:sz w:val="22"/>
           <w:szCs w:val="22"/>
         </w:rPr>
-        <w:t xml:space="preserve"> 39. Best 6 of the fall Tuesdays plus the Fall Championship at Kissing Tree on Oct 31. Your points are being tallied; activate them by BUYING IN. Green in the standings means you are already in. </w:t>
-      </w:r>
-      <w:hyperlink w:history="1" r:id="rIdwn6biyrmqcva1mtg8dtcb">
+        <w:t xml:space="preserve"> at 41. Best 6 of the fall Tuesdays plus the Fall Championship at Kissing Tree on Oct 31. Your points are being tallied; activate them by BUYING IN. Green in the standings means you are already in. </w:t>
+      </w:r>
+      <w:hyperlink w:history="1" r:id="rIdkgrptfr6924it8em5vb3a">
         <w:r>
           <w:rPr>
             <w:rStyle w:val="Hyperlink"/>
@@ -608,26 +608,63 @@
           <w:sz w:val="22"/>
           <w:szCs w:val="22"/>
         </w:rPr>
-        <w:t xml:space="preserve">Every member is in, no buy-in. Winner takes all — $1 per TGF member at month end, $138. </w:t>
-      </w:r>
-      <w:r>
-        <w:rPr>
-          <w:rFonts w:ascii="Arial" w:cs="Arial" w:eastAsia="Arial" w:hAnsi="Arial"/>
-          <w:sz w:val="22"/>
-          <w:szCs w:val="22"/>
-          <w:highlight w:val="yellow"/>
-        </w:rPr>
-        <w:t xml:space="preserve">[__ September winner — Luke MAZANEC (58) and Austin's Luke YOUNGS (57) went into the last Tuesday one point apart __]</w:t>
-      </w:r>
-      <w:r>
-        <w:rPr>
-          <w:rFonts w:ascii="Arial" w:cs="Arial" w:eastAsia="Arial" w:hAnsi="Arial"/>
-          <w:sz w:val="22"/>
-          <w:szCs w:val="22"/>
-        </w:rPr>
-        <w:t xml:space="preserve"> October starts fresh Tuesday at Olympia Hills. </w:t>
-      </w:r>
-      <w:hyperlink w:history="1" r:id="rIdas4aw0tmcil01u7mxkshu">
+        <w:t xml:space="preserve">Every member is in, no buy-in. Winner takes all — $1 per TGF member at month end. Luke </w:t>
+      </w:r>
+      <w:r>
+        <w:rPr>
+          <w:rFonts w:ascii="Arial" w:cs="Arial" w:eastAsia="Arial" w:hAnsi="Arial"/>
+          <w:b/>
+          <w:bCs/>
+          <w:sz w:val="22"/>
+          <w:szCs w:val="22"/>
+        </w:rPr>
+        <w:t xml:space="preserve">MAZANEC</w:t>
+      </w:r>
+      <w:r>
+        <w:rPr>
+          <w:rFonts w:ascii="Arial" w:cs="Arial" w:eastAsia="Arial" w:hAnsi="Arial"/>
+          <w:sz w:val="22"/>
+          <w:szCs w:val="22"/>
+        </w:rPr>
+        <w:t xml:space="preserve"> led September most of the way and went into the last Tuesday a point ahead of Austin's Luke </w:t>
+      </w:r>
+      <w:r>
+        <w:rPr>
+          <w:rFonts w:ascii="Arial" w:cs="Arial" w:eastAsia="Arial" w:hAnsi="Arial"/>
+          <w:b/>
+          <w:bCs/>
+          <w:sz w:val="22"/>
+          <w:szCs w:val="22"/>
+        </w:rPr>
+        <w:t xml:space="preserve">YOUNGS</w:t>
+      </w:r>
+      <w:r>
+        <w:rPr>
+          <w:rFonts w:ascii="Arial" w:cs="Arial" w:eastAsia="Arial" w:hAnsi="Arial"/>
+          <w:sz w:val="22"/>
+          <w:szCs w:val="22"/>
+        </w:rPr>
+        <w:t xml:space="preserve">, 58 to 57. Youngs outscored him seven to four on Tuesday and </w:t>
+      </w:r>
+      <w:r>
+        <w:rPr>
+          <w:rFonts w:ascii="Arial" w:cs="Arial" w:eastAsia="Arial" w:hAnsi="Arial"/>
+          <w:b/>
+          <w:bCs/>
+          <w:sz w:val="22"/>
+          <w:szCs w:val="22"/>
+        </w:rPr>
+        <w:t xml:space="preserve">takes September, 64 to 62 — $138</w:t>
+      </w:r>
+      <w:r>
+        <w:rPr>
+          <w:rFonts w:ascii="Arial" w:cs="Arial" w:eastAsia="Arial" w:hAnsi="Arial"/>
+          <w:sz w:val="22"/>
+          <w:szCs w:val="22"/>
+        </w:rPr>
+        <w:t xml:space="preserve">. Well played, both of you. October starts fresh Tuesday at Olympia Hills. </w:t>
+      </w:r>
+      <w:hyperlink w:history="1" r:id="rIdmqmbd9r8nuoo20fqywziv">
         <w:r>
           <w:rPr>
             <w:rStyle w:val="Hyperlink"/>
@@ -732,34 +769,8 @@
           <w:rFonts w:ascii="Arial" w:cs="Arial" w:eastAsia="Arial" w:hAnsi="Arial"/>
           <w:sz w:val="22"/>
           <w:szCs w:val="22"/>
-          <w:highlight w:val="yellow"/>
-        </w:rPr>
-        <w:t xml:space="preserve">[__ count __]</w:t>
-      </w:r>
-      <w:r>
-        <w:rPr>
-          <w:rFonts w:ascii="Arial" w:cs="Arial" w:eastAsia="Arial" w:hAnsi="Arial"/>
-          <w:sz w:val="22"/>
-          <w:szCs w:val="22"/>
-        </w:rPr>
-        <w:t xml:space="preserve"> of the players headed over to </w:t>
-      </w:r>
-      <w:r>
-        <w:rPr>
-          <w:rFonts w:ascii="Arial" w:cs="Arial" w:eastAsia="Arial" w:hAnsi="Arial"/>
-          <w:sz w:val="22"/>
-          <w:szCs w:val="22"/>
-          <w:highlight w:val="yellow"/>
-        </w:rPr>
-        <w:t xml:space="preserve">[__ spot __]</w:t>
-      </w:r>
-      <w:r>
-        <w:rPr>
-          <w:rFonts w:ascii="Arial" w:cs="Arial" w:eastAsia="Arial" w:hAnsi="Arial"/>
-          <w:sz w:val="22"/>
-          <w:szCs w:val="22"/>
-        </w:rPr>
-        <w:t xml:space="preserve"> for good food, good drinks, and good banter. It's the best part, and it's yours if you want it.</w:t>
+        </w:rPr>
+        <w:t xml:space="preserve">8 of us headed over to Aldaco's for good food, good drinks, and good banter. It's the best part, and it's yours if you want it.</w:t>
       </w:r>
     </w:p>
     <w:p>
@@ -826,7 +837,7 @@
         </w:rPr>
         <w:t xml:space="preserve"> | </w:t>
       </w:r>
-      <w:hyperlink w:history="1" r:id="rId7lo6lyb2nt08bb3gxu2-p">
+      <w:hyperlink w:history="1" r:id="rIdurbh9qod7g6ueyv5xha1c">
         <w:r>
           <w:rPr>
             <w:rStyle w:val="Hyperlink"/>
@@ -939,7 +950,7 @@
         </w:rPr>
         <w:t xml:space="preserve"> | </w:t>
       </w:r>
-      <w:hyperlink w:history="1" r:id="rId3nj7pb14g7f-ngs86qr-t">
+      <w:hyperlink w:history="1" r:id="rIdzhsp2znxg7pnjfyizafpj">
         <w:r>
           <w:rPr>
             <w:rStyle w:val="Hyperlink"/>

--- a/transaction-tracker/docs/claude/recaps/TGF_Recap_s9.25_Canyon_Springs.docx
+++ b/transaction-tracker/docs/claude/recaps/TGF_Recap_s9.25_Canyon_Springs.docx
@@ -28,7 +28,7 @@
     </w:p>
     <w:p>
       <w:pPr>
-        <w:spacing w:after="160" w:line="300"/>
+        <w:spacing w:after="0" w:line="276"/>
       </w:pPr>
       <w:r>
         <w:rPr>
@@ -41,25 +41,30 @@
     </w:p>
     <w:p>
       <w:pPr>
-        <w:spacing w:after="160" w:line="300"/>
-      </w:pPr>
-      <w:r>
-        <w:rPr>
-          <w:rFonts w:ascii="Arial" w:cs="Arial" w:eastAsia="Arial" w:hAnsi="Arial"/>
-          <w:sz w:val="22"/>
-          <w:szCs w:val="22"/>
-        </w:rPr>
-        <w:t xml:space="preserve">Mike </w:t>
-      </w:r>
-      <w:r>
-        <w:rPr>
-          <w:rFonts w:ascii="Arial" w:cs="Arial" w:eastAsia="Arial" w:hAnsi="Arial"/>
-          <w:b/>
-          <w:bCs/>
-          <w:sz w:val="22"/>
-          <w:szCs w:val="22"/>
-        </w:rPr>
-        <w:t xml:space="preserve">MURPHY</w:t>
+        <w:spacing w:after="0" w:line="276"/>
+      </w:pPr>
+      <w:r>
+        <w:rPr>
+          <w:rFonts w:ascii="Arial" w:cs="Arial" w:eastAsia="Arial" w:hAnsi="Arial"/>
+          <w:sz w:val="22"/>
+          <w:szCs w:val="22"/>
+        </w:rPr>
+        <w:t xml:space="preserve"/>
+      </w:r>
+    </w:p>
+    <w:p>
+      <w:pPr>
+        <w:spacing w:after="0" w:line="276"/>
+      </w:pPr>
+      <w:r>
+        <w:rPr>
+          <w:rFonts w:ascii="Arial" w:cs="Arial" w:eastAsia="Arial" w:hAnsi="Arial"/>
+          <w:b/>
+          <w:bCs/>
+          <w:sz w:val="22"/>
+          <w:szCs w:val="22"/>
+        </w:rPr>
+        <w:t xml:space="preserve">Mike MURPHY</w:t>
       </w:r>
       <w:r>
         <w:rPr>
@@ -69,7 +74,7 @@
         </w:rPr>
         <w:t xml:space="preserve"> was San Antonio's City MVP at Brackenridge last Tuesday. At </w:t>
       </w:r>
-      <w:hyperlink w:history="1" r:id="rIdplzkhljls7l4byy1fppdt">
+      <w:hyperlink w:history="1" r:id="rId6jq1eb7cqy9h_n28daghc">
         <w:r>
           <w:rPr>
             <w:rStyle w:val="Hyperlink"/>
@@ -88,53 +93,53 @@
           <w:sz w:val="22"/>
           <w:szCs w:val="22"/>
         </w:rPr>
-        <w:t xml:space="preserve"> he did it again: 50 / 35 net (−1) from the Golds, a net eagle on the par-5 second and net birdies on 4 and 9 for 10 points. That won Individual Net Flight 2 outright, and as the "blind" partner he shared first in Team Net with Jeff </w:t>
-      </w:r>
-      <w:r>
-        <w:rPr>
-          <w:rFonts w:ascii="Arial" w:cs="Arial" w:eastAsia="Arial" w:hAnsi="Arial"/>
-          <w:b/>
-          <w:bCs/>
-          <w:sz w:val="22"/>
-          <w:szCs w:val="22"/>
-        </w:rPr>
-        <w:t xml:space="preserve">YOUNG</w:t>
-      </w:r>
-      <w:r>
-        <w:rPr>
-          <w:rFonts w:ascii="Arial" w:cs="Arial" w:eastAsia="Arial" w:hAnsi="Arial"/>
-          <w:sz w:val="22"/>
-          <w:szCs w:val="22"/>
-        </w:rPr>
-        <w:t xml:space="preserve">, Pat </w:t>
-      </w:r>
-      <w:r>
-        <w:rPr>
-          <w:rFonts w:ascii="Arial" w:cs="Arial" w:eastAsia="Arial" w:hAnsi="Arial"/>
-          <w:b/>
-          <w:bCs/>
-          <w:sz w:val="22"/>
-          <w:szCs w:val="22"/>
-        </w:rPr>
-        <w:t xml:space="preserve">YOUNGS</w:t>
-      </w:r>
-      <w:r>
-        <w:rPr>
-          <w:rFonts w:ascii="Arial" w:cs="Arial" w:eastAsia="Arial" w:hAnsi="Arial"/>
-          <w:sz w:val="22"/>
-          <w:szCs w:val="22"/>
-        </w:rPr>
-        <w:t xml:space="preserve"> and Justin </w:t>
-      </w:r>
-      <w:r>
-        <w:rPr>
-          <w:rFonts w:ascii="Arial" w:cs="Arial" w:eastAsia="Arial" w:hAnsi="Arial"/>
-          <w:b/>
-          <w:bCs/>
-          <w:sz w:val="22"/>
-          <w:szCs w:val="22"/>
-        </w:rPr>
-        <w:t xml:space="preserve">ANGELONE</w:t>
+        <w:t xml:space="preserve"> he did it again: 50 / 35 net (−1) from the Golds, a net eagle on the par-5 second and net birdies on 4 and 9 for 10 points. That won Individual Net Flight 2 outright, and as the "blind" partner he shared first in Team Net with </w:t>
+      </w:r>
+      <w:r>
+        <w:rPr>
+          <w:rFonts w:ascii="Arial" w:cs="Arial" w:eastAsia="Arial" w:hAnsi="Arial"/>
+          <w:b/>
+          <w:bCs/>
+          <w:sz w:val="22"/>
+          <w:szCs w:val="22"/>
+        </w:rPr>
+        <w:t xml:space="preserve">Jeff YOUNG</w:t>
+      </w:r>
+      <w:r>
+        <w:rPr>
+          <w:rFonts w:ascii="Arial" w:cs="Arial" w:eastAsia="Arial" w:hAnsi="Arial"/>
+          <w:sz w:val="22"/>
+          <w:szCs w:val="22"/>
+        </w:rPr>
+        <w:t xml:space="preserve">, </w:t>
+      </w:r>
+      <w:r>
+        <w:rPr>
+          <w:rFonts w:ascii="Arial" w:cs="Arial" w:eastAsia="Arial" w:hAnsi="Arial"/>
+          <w:b/>
+          <w:bCs/>
+          <w:sz w:val="22"/>
+          <w:szCs w:val="22"/>
+        </w:rPr>
+        <w:t xml:space="preserve">Pat YOUNGS</w:t>
+      </w:r>
+      <w:r>
+        <w:rPr>
+          <w:rFonts w:ascii="Arial" w:cs="Arial" w:eastAsia="Arial" w:hAnsi="Arial"/>
+          <w:sz w:val="22"/>
+          <w:szCs w:val="22"/>
+        </w:rPr>
+        <w:t xml:space="preserve"> and </w:t>
+      </w:r>
+      <w:r>
+        <w:rPr>
+          <w:rFonts w:ascii="Arial" w:cs="Arial" w:eastAsia="Arial" w:hAnsi="Arial"/>
+          <w:b/>
+          <w:bCs/>
+          <w:sz w:val="22"/>
+          <w:szCs w:val="22"/>
+        </w:rPr>
+        <w:t xml:space="preserve">Justin ANGELONE</w:t>
       </w:r>
       <w:r>
         <w:rPr>
@@ -160,9 +165,27 @@
           <w:sz w:val="22"/>
           <w:szCs w:val="22"/>
         </w:rPr>
-        <w:t xml:space="preserve"> The TGF MVP went up the road — Austin's Lou Schneider made 12 points at </w:t>
-      </w:r>
-      <w:hyperlink w:history="1" r:id="rIdmhpmtm6gdvigmxjisw2oq">
+        <w:t xml:space="preserve"> The TGF MVP went up the road — Austin's </w:t>
+      </w:r>
+      <w:r>
+        <w:rPr>
+          <w:rFonts w:ascii="Arial" w:cs="Arial" w:eastAsia="Arial" w:hAnsi="Arial"/>
+          <w:b/>
+          <w:bCs/>
+          <w:sz w:val="22"/>
+          <w:szCs w:val="22"/>
+        </w:rPr>
+        <w:t xml:space="preserve">Lou SCHNEIDER</w:t>
+      </w:r>
+      <w:r>
+        <w:rPr>
+          <w:rFonts w:ascii="Arial" w:cs="Arial" w:eastAsia="Arial" w:hAnsi="Arial"/>
+          <w:sz w:val="22"/>
+          <w:szCs w:val="22"/>
+        </w:rPr>
+        <w:t xml:space="preserve"> made 12 points at </w:t>
+      </w:r>
+      <w:hyperlink w:history="1" r:id="rIdydj5tynajmevqhgf4wzl5">
         <w:r>
           <w:rPr>
             <w:rStyle w:val="Hyperlink"/>
@@ -186,79 +209,84 @@
     </w:p>
     <w:p>
       <w:pPr>
-        <w:spacing w:after="160" w:line="300"/>
-      </w:pPr>
-      <w:r>
-        <w:rPr>
-          <w:rFonts w:ascii="Arial" w:cs="Arial" w:eastAsia="Arial" w:hAnsi="Arial"/>
-          <w:sz w:val="22"/>
-          <w:szCs w:val="22"/>
-        </w:rPr>
-        <w:t xml:space="preserve">Gus </w:t>
-      </w:r>
-      <w:r>
-        <w:rPr>
-          <w:rFonts w:ascii="Arial" w:cs="Arial" w:eastAsia="Arial" w:hAnsi="Arial"/>
-          <w:b/>
-          <w:bCs/>
-          <w:sz w:val="22"/>
-          <w:szCs w:val="22"/>
-        </w:rPr>
-        <w:t xml:space="preserve">VASQUEZ</w:t>
-      </w:r>
-      <w:r>
-        <w:rPr>
-          <w:rFonts w:ascii="Arial" w:cs="Arial" w:eastAsia="Arial" w:hAnsi="Arial"/>
-          <w:sz w:val="22"/>
-          <w:szCs w:val="22"/>
-        </w:rPr>
-        <w:t xml:space="preserve"> matched Mike's 10 points and lost the MVP only on net score. His 41 / 36 net (E) from the Whites tied Adam </w:t>
-      </w:r>
-      <w:r>
-        <w:rPr>
-          <w:rFonts w:ascii="Arial" w:cs="Arial" w:eastAsia="Arial" w:hAnsi="Arial"/>
-          <w:b/>
-          <w:bCs/>
-          <w:sz w:val="22"/>
-          <w:szCs w:val="22"/>
-        </w:rPr>
-        <w:t xml:space="preserve">BAKER</w:t>
-      </w:r>
-      <w:r>
-        <w:rPr>
-          <w:rFonts w:ascii="Arial" w:cs="Arial" w:eastAsia="Arial" w:hAnsi="Arial"/>
-          <w:sz w:val="22"/>
-          <w:szCs w:val="22"/>
-        </w:rPr>
-        <w:t xml:space="preserve"> (41 / 36 net from the Blues) for Individual Net Flight 1. Jeff </w:t>
-      </w:r>
-      <w:r>
-        <w:rPr>
-          <w:rFonts w:ascii="Arial" w:cs="Arial" w:eastAsia="Arial" w:hAnsi="Arial"/>
-          <w:b/>
-          <w:bCs/>
-          <w:sz w:val="22"/>
-          <w:szCs w:val="22"/>
-        </w:rPr>
-        <w:t xml:space="preserve">RIDEOUT</w:t>
-      </w:r>
-      <w:r>
-        <w:rPr>
-          <w:rFonts w:ascii="Arial" w:cs="Arial" w:eastAsia="Arial" w:hAnsi="Arial"/>
-          <w:sz w:val="22"/>
-          <w:szCs w:val="22"/>
-        </w:rPr>
-        <w:t xml:space="preserve"> and Don </w:t>
-      </w:r>
-      <w:r>
-        <w:rPr>
-          <w:rFonts w:ascii="Arial" w:cs="Arial" w:eastAsia="Arial" w:hAnsi="Arial"/>
-          <w:b/>
-          <w:bCs/>
-          <w:sz w:val="22"/>
-          <w:szCs w:val="22"/>
-        </w:rPr>
-        <w:t xml:space="preserve">SHARITZ</w:t>
+        <w:spacing w:after="0" w:line="276"/>
+      </w:pPr>
+      <w:r>
+        <w:rPr>
+          <w:rFonts w:ascii="Arial" w:cs="Arial" w:eastAsia="Arial" w:hAnsi="Arial"/>
+          <w:sz w:val="22"/>
+          <w:szCs w:val="22"/>
+        </w:rPr>
+        <w:t xml:space="preserve"/>
+      </w:r>
+    </w:p>
+    <w:p>
+      <w:pPr>
+        <w:spacing w:after="0" w:line="276"/>
+      </w:pPr>
+      <w:r>
+        <w:rPr>
+          <w:rFonts w:ascii="Arial" w:cs="Arial" w:eastAsia="Arial" w:hAnsi="Arial"/>
+          <w:b/>
+          <w:bCs/>
+          <w:sz w:val="22"/>
+          <w:szCs w:val="22"/>
+        </w:rPr>
+        <w:t xml:space="preserve">Gus VASQUEZ</w:t>
+      </w:r>
+      <w:r>
+        <w:rPr>
+          <w:rFonts w:ascii="Arial" w:cs="Arial" w:eastAsia="Arial" w:hAnsi="Arial"/>
+          <w:sz w:val="22"/>
+          <w:szCs w:val="22"/>
+        </w:rPr>
+        <w:t xml:space="preserve"> matched Mike's 10 points and lost the MVP only on net score. His 41 / 36 net (E) from the Whites tied </w:t>
+      </w:r>
+      <w:r>
+        <w:rPr>
+          <w:rFonts w:ascii="Arial" w:cs="Arial" w:eastAsia="Arial" w:hAnsi="Arial"/>
+          <w:b/>
+          <w:bCs/>
+          <w:sz w:val="22"/>
+          <w:szCs w:val="22"/>
+        </w:rPr>
+        <w:t xml:space="preserve">Adam BAKER</w:t>
+      </w:r>
+      <w:r>
+        <w:rPr>
+          <w:rFonts w:ascii="Arial" w:cs="Arial" w:eastAsia="Arial" w:hAnsi="Arial"/>
+          <w:sz w:val="22"/>
+          <w:szCs w:val="22"/>
+        </w:rPr>
+        <w:t xml:space="preserve"> (41 / 36 net from the Blues) for Individual Net Flight 1. </w:t>
+      </w:r>
+      <w:r>
+        <w:rPr>
+          <w:rFonts w:ascii="Arial" w:cs="Arial" w:eastAsia="Arial" w:hAnsi="Arial"/>
+          <w:b/>
+          <w:bCs/>
+          <w:sz w:val="22"/>
+          <w:szCs w:val="22"/>
+        </w:rPr>
+        <w:t xml:space="preserve">Jeff RIDEOUT</w:t>
+      </w:r>
+      <w:r>
+        <w:rPr>
+          <w:rFonts w:ascii="Arial" w:cs="Arial" w:eastAsia="Arial" w:hAnsi="Arial"/>
+          <w:sz w:val="22"/>
+          <w:szCs w:val="22"/>
+        </w:rPr>
+        <w:t xml:space="preserve"> and </w:t>
+      </w:r>
+      <w:r>
+        <w:rPr>
+          <w:rFonts w:ascii="Arial" w:cs="Arial" w:eastAsia="Arial" w:hAnsi="Arial"/>
+          <w:b/>
+          <w:bCs/>
+          <w:sz w:val="22"/>
+          <w:szCs w:val="22"/>
+        </w:rPr>
+        <w:t xml:space="preserve">Don SHARITZ</w:t>
       </w:r>
       <w:r>
         <w:rPr>
@@ -271,133 +299,138 @@
     </w:p>
     <w:p>
       <w:pPr>
-        <w:spacing w:after="160" w:line="300"/>
-      </w:pPr>
-      <w:r>
-        <w:rPr>
-          <w:rFonts w:ascii="Arial" w:cs="Arial" w:eastAsia="Arial" w:hAnsi="Arial"/>
-          <w:sz w:val="22"/>
-          <w:szCs w:val="22"/>
-        </w:rPr>
-        <w:t xml:space="preserve">Jeff </w:t>
-      </w:r>
-      <w:r>
-        <w:rPr>
-          <w:rFonts w:ascii="Arial" w:cs="Arial" w:eastAsia="Arial" w:hAnsi="Arial"/>
-          <w:b/>
-          <w:bCs/>
-          <w:sz w:val="22"/>
-          <w:szCs w:val="22"/>
-        </w:rPr>
-        <w:t xml:space="preserve">YOUNG</w:t>
-      </w:r>
-      <w:r>
-        <w:rPr>
-          <w:rFonts w:ascii="Arial" w:cs="Arial" w:eastAsia="Arial" w:hAnsi="Arial"/>
-          <w:sz w:val="22"/>
-          <w:szCs w:val="22"/>
-        </w:rPr>
-        <w:t xml:space="preserve"> had the shot of the night — a 3 on the 531-yard par-5 fifth from the Blues, an eagle that won a skin, and he added a birdie on 1 for another. Pat </w:t>
-      </w:r>
-      <w:r>
-        <w:rPr>
-          <w:rFonts w:ascii="Arial" w:cs="Arial" w:eastAsia="Arial" w:hAnsi="Arial"/>
-          <w:b/>
-          <w:bCs/>
-          <w:sz w:val="22"/>
-          <w:szCs w:val="22"/>
-        </w:rPr>
-        <w:t xml:space="preserve">YOUNGS</w:t>
-      </w:r>
-      <w:r>
-        <w:rPr>
-          <w:rFonts w:ascii="Arial" w:cs="Arial" w:eastAsia="Arial" w:hAnsi="Arial"/>
-          <w:sz w:val="22"/>
-          <w:szCs w:val="22"/>
-        </w:rPr>
-        <w:t xml:space="preserve"> posted the low gross, 35 (−1) from the Whites, with skins on 2 (birdie) and 8 (par) and Closest to the Pin on 3. Larry </w:t>
-      </w:r>
-      <w:r>
-        <w:rPr>
-          <w:rFonts w:ascii="Arial" w:cs="Arial" w:eastAsia="Arial" w:hAnsi="Arial"/>
-          <w:b/>
-          <w:bCs/>
-          <w:sz w:val="22"/>
-          <w:szCs w:val="22"/>
-        </w:rPr>
-        <w:t xml:space="preserve">ANTHIS</w:t>
-      </w:r>
-      <w:r>
-        <w:rPr>
-          <w:rFonts w:ascii="Arial" w:cs="Arial" w:eastAsia="Arial" w:hAnsi="Arial"/>
-          <w:sz w:val="22"/>
-          <w:szCs w:val="22"/>
-        </w:rPr>
-        <w:t xml:space="preserve">, Richard </w:t>
-      </w:r>
-      <w:r>
-        <w:rPr>
-          <w:rFonts w:ascii="Arial" w:cs="Arial" w:eastAsia="Arial" w:hAnsi="Arial"/>
-          <w:b/>
-          <w:bCs/>
-          <w:sz w:val="22"/>
-          <w:szCs w:val="22"/>
-        </w:rPr>
-        <w:t xml:space="preserve">PALACIOS</w:t>
-      </w:r>
-      <w:r>
-        <w:rPr>
-          <w:rFonts w:ascii="Arial" w:cs="Arial" w:eastAsia="Arial" w:hAnsi="Arial"/>
-          <w:sz w:val="22"/>
-          <w:szCs w:val="22"/>
-        </w:rPr>
-        <w:t xml:space="preserve">, Mary </w:t>
-      </w:r>
-      <w:r>
-        <w:rPr>
-          <w:rFonts w:ascii="Arial" w:cs="Arial" w:eastAsia="Arial" w:hAnsi="Arial"/>
-          <w:b/>
-          <w:bCs/>
-          <w:sz w:val="22"/>
-          <w:szCs w:val="22"/>
-        </w:rPr>
-        <w:t xml:space="preserve">WADE</w:t>
-      </w:r>
-      <w:r>
-        <w:rPr>
-          <w:rFonts w:ascii="Arial" w:cs="Arial" w:eastAsia="Arial" w:hAnsi="Arial"/>
-          <w:sz w:val="22"/>
-          <w:szCs w:val="22"/>
-        </w:rPr>
-        <w:t xml:space="preserve">, Fred </w:t>
-      </w:r>
-      <w:r>
-        <w:rPr>
-          <w:rFonts w:ascii="Arial" w:cs="Arial" w:eastAsia="Arial" w:hAnsi="Arial"/>
-          <w:b/>
-          <w:bCs/>
-          <w:sz w:val="22"/>
-          <w:szCs w:val="22"/>
-        </w:rPr>
-        <w:t xml:space="preserve">WICKER</w:t>
-      </w:r>
-      <w:r>
-        <w:rPr>
-          <w:rFonts w:ascii="Arial" w:cs="Arial" w:eastAsia="Arial" w:hAnsi="Arial"/>
-          <w:sz w:val="22"/>
-          <w:szCs w:val="22"/>
-        </w:rPr>
-        <w:t xml:space="preserve"> and James </w:t>
-      </w:r>
-      <w:r>
-        <w:rPr>
-          <w:rFonts w:ascii="Arial" w:cs="Arial" w:eastAsia="Arial" w:hAnsi="Arial"/>
-          <w:b/>
-          <w:bCs/>
-          <w:sz w:val="22"/>
-          <w:szCs w:val="22"/>
-        </w:rPr>
-        <w:t xml:space="preserve">WILSON</w:t>
+        <w:spacing w:after="0" w:line="276"/>
+      </w:pPr>
+      <w:r>
+        <w:rPr>
+          <w:rFonts w:ascii="Arial" w:cs="Arial" w:eastAsia="Arial" w:hAnsi="Arial"/>
+          <w:sz w:val="22"/>
+          <w:szCs w:val="22"/>
+        </w:rPr>
+        <w:t xml:space="preserve"/>
+      </w:r>
+    </w:p>
+    <w:p>
+      <w:pPr>
+        <w:spacing w:after="0" w:line="276"/>
+      </w:pPr>
+      <w:r>
+        <w:rPr>
+          <w:rFonts w:ascii="Arial" w:cs="Arial" w:eastAsia="Arial" w:hAnsi="Arial"/>
+          <w:b/>
+          <w:bCs/>
+          <w:sz w:val="22"/>
+          <w:szCs w:val="22"/>
+        </w:rPr>
+        <w:t xml:space="preserve">Jeff YOUNG</w:t>
+      </w:r>
+      <w:r>
+        <w:rPr>
+          <w:rFonts w:ascii="Arial" w:cs="Arial" w:eastAsia="Arial" w:hAnsi="Arial"/>
+          <w:sz w:val="22"/>
+          <w:szCs w:val="22"/>
+        </w:rPr>
+        <w:t xml:space="preserve"> had the hole of the night — a 3 on the 531-yard par-5 fifth from the Blues, an eagle that won a skin, and he added a birdie on 1 for another. </w:t>
+      </w:r>
+      <w:r>
+        <w:rPr>
+          <w:rFonts w:ascii="Arial" w:cs="Arial" w:eastAsia="Arial" w:hAnsi="Arial"/>
+          <w:b/>
+          <w:bCs/>
+          <w:sz w:val="22"/>
+          <w:szCs w:val="22"/>
+        </w:rPr>
+        <w:t xml:space="preserve">Pat YOUNGS</w:t>
+      </w:r>
+      <w:r>
+        <w:rPr>
+          <w:rFonts w:ascii="Arial" w:cs="Arial" w:eastAsia="Arial" w:hAnsi="Arial"/>
+          <w:sz w:val="22"/>
+          <w:szCs w:val="22"/>
+        </w:rPr>
+        <w:t xml:space="preserve"> posted the low gross, 35 (−1) from the Whites, with skins on 2 (birdie) and 8 (par) and Closest to the Pin on 3. </w:t>
+      </w:r>
+      <w:r>
+        <w:rPr>
+          <w:rFonts w:ascii="Arial" w:cs="Arial" w:eastAsia="Arial" w:hAnsi="Arial"/>
+          <w:b/>
+          <w:bCs/>
+          <w:sz w:val="22"/>
+          <w:szCs w:val="22"/>
+        </w:rPr>
+        <w:t xml:space="preserve">Larry ANTHIS</w:t>
+      </w:r>
+      <w:r>
+        <w:rPr>
+          <w:rFonts w:ascii="Arial" w:cs="Arial" w:eastAsia="Arial" w:hAnsi="Arial"/>
+          <w:sz w:val="22"/>
+          <w:szCs w:val="22"/>
+        </w:rPr>
+        <w:t xml:space="preserve">, </w:t>
+      </w:r>
+      <w:r>
+        <w:rPr>
+          <w:rFonts w:ascii="Arial" w:cs="Arial" w:eastAsia="Arial" w:hAnsi="Arial"/>
+          <w:b/>
+          <w:bCs/>
+          <w:sz w:val="22"/>
+          <w:szCs w:val="22"/>
+        </w:rPr>
+        <w:t xml:space="preserve">Richard PALACIOS</w:t>
+      </w:r>
+      <w:r>
+        <w:rPr>
+          <w:rFonts w:ascii="Arial" w:cs="Arial" w:eastAsia="Arial" w:hAnsi="Arial"/>
+          <w:sz w:val="22"/>
+          <w:szCs w:val="22"/>
+        </w:rPr>
+        <w:t xml:space="preserve">, </w:t>
+      </w:r>
+      <w:r>
+        <w:rPr>
+          <w:rFonts w:ascii="Arial" w:cs="Arial" w:eastAsia="Arial" w:hAnsi="Arial"/>
+          <w:b/>
+          <w:bCs/>
+          <w:sz w:val="22"/>
+          <w:szCs w:val="22"/>
+        </w:rPr>
+        <w:t xml:space="preserve">Mary WADE</w:t>
+      </w:r>
+      <w:r>
+        <w:rPr>
+          <w:rFonts w:ascii="Arial" w:cs="Arial" w:eastAsia="Arial" w:hAnsi="Arial"/>
+          <w:sz w:val="22"/>
+          <w:szCs w:val="22"/>
+        </w:rPr>
+        <w:t xml:space="preserve">, </w:t>
+      </w:r>
+      <w:r>
+        <w:rPr>
+          <w:rFonts w:ascii="Arial" w:cs="Arial" w:eastAsia="Arial" w:hAnsi="Arial"/>
+          <w:b/>
+          <w:bCs/>
+          <w:sz w:val="22"/>
+          <w:szCs w:val="22"/>
+        </w:rPr>
+        <w:t xml:space="preserve">Fred WICKER</w:t>
+      </w:r>
+      <w:r>
+        <w:rPr>
+          <w:rFonts w:ascii="Arial" w:cs="Arial" w:eastAsia="Arial" w:hAnsi="Arial"/>
+          <w:sz w:val="22"/>
+          <w:szCs w:val="22"/>
+        </w:rPr>
+        <w:t xml:space="preserve"> and </w:t>
+      </w:r>
+      <w:r>
+        <w:rPr>
+          <w:rFonts w:ascii="Arial" w:cs="Arial" w:eastAsia="Arial" w:hAnsi="Arial"/>
+          <w:b/>
+          <w:bCs/>
+          <w:sz w:val="22"/>
+          <w:szCs w:val="22"/>
+        </w:rPr>
+        <w:t xml:space="preserve">James WILSON</w:t>
       </w:r>
       <w:r>
         <w:rPr>
@@ -410,9 +443,22 @@
     </w:p>
     <w:p>
       <w:pPr>
-        <w:spacing w:after="160" w:line="300"/>
-      </w:pPr>
-      <w:hyperlink w:history="1" r:id="rIdftqzwkrsbkbpr3aitdv8r">
+        <w:spacing w:after="0" w:line="276"/>
+      </w:pPr>
+      <w:r>
+        <w:rPr>
+          <w:rFonts w:ascii="Arial" w:cs="Arial" w:eastAsia="Arial" w:hAnsi="Arial"/>
+          <w:sz w:val="22"/>
+          <w:szCs w:val="22"/>
+        </w:rPr>
+        <w:t xml:space="preserve"/>
+      </w:r>
+    </w:p>
+    <w:p>
+      <w:pPr>
+        <w:spacing w:after="0" w:line="276"/>
+      </w:pPr>
+      <w:hyperlink w:history="1" r:id="rIdfo-daevxx2krm8qx-fjwu">
         <w:r>
           <w:rPr>
             <w:rStyle w:val="Hyperlink"/>
@@ -429,9 +475,14 @@
     <w:p>
       <w:pPr>
         <w:pBdr>
-          <w:top w:val="single" w:color="D9D9D9" w:sz="6" w:space="10"/>
+          <w:top w:val="single" w:color="A0A0A0" w:sz="6" w:space="1"/>
         </w:pBdr>
-        <w:spacing w:after="120" w:before="240"/>
+        <w:spacing w:after="0" w:line="276"/>
+      </w:pPr>
+    </w:p>
+    <w:p>
+      <w:pPr>
+        <w:spacing w:after="0" w:line="276"/>
       </w:pPr>
       <w:r>
         <w:rPr>
@@ -447,125 +498,130 @@
     </w:p>
     <w:p>
       <w:pPr>
-        <w:spacing w:after="160" w:line="300"/>
-      </w:pPr>
-      <w:r>
-        <w:rPr>
-          <w:rFonts w:ascii="Arial" w:cs="Arial" w:eastAsia="Arial" w:hAnsi="Arial"/>
-          <w:sz w:val="22"/>
-          <w:szCs w:val="22"/>
-        </w:rPr>
-        <w:t xml:space="preserve">Jeff </w:t>
-      </w:r>
-      <w:r>
-        <w:rPr>
-          <w:rFonts w:ascii="Arial" w:cs="Arial" w:eastAsia="Arial" w:hAnsi="Arial"/>
-          <w:b/>
-          <w:bCs/>
-          <w:sz w:val="22"/>
-          <w:szCs w:val="22"/>
-        </w:rPr>
-        <w:t xml:space="preserve">RIDEOUT</w:t>
-      </w:r>
-      <w:r>
-        <w:rPr>
-          <w:rFonts w:ascii="Arial" w:cs="Arial" w:eastAsia="Arial" w:hAnsi="Arial"/>
-          <w:sz w:val="22"/>
-          <w:szCs w:val="22"/>
-        </w:rPr>
-        <w:t xml:space="preserve"> stretched his lead to 56 with Luke </w:t>
-      </w:r>
-      <w:r>
-        <w:rPr>
-          <w:rFonts w:ascii="Arial" w:cs="Arial" w:eastAsia="Arial" w:hAnsi="Arial"/>
-          <w:b/>
-          <w:bCs/>
-          <w:sz w:val="22"/>
-          <w:szCs w:val="22"/>
-        </w:rPr>
-        <w:t xml:space="preserve">MAZANEC</w:t>
-      </w:r>
-      <w:r>
-        <w:rPr>
-          <w:rFonts w:ascii="Arial" w:cs="Arial" w:eastAsia="Arial" w:hAnsi="Arial"/>
-          <w:sz w:val="22"/>
-          <w:szCs w:val="22"/>
-        </w:rPr>
-        <w:t xml:space="preserve"> at 51, then Adam </w:t>
-      </w:r>
-      <w:r>
-        <w:rPr>
-          <w:rFonts w:ascii="Arial" w:cs="Arial" w:eastAsia="Arial" w:hAnsi="Arial"/>
-          <w:b/>
-          <w:bCs/>
-          <w:sz w:val="22"/>
-          <w:szCs w:val="22"/>
-        </w:rPr>
-        <w:t xml:space="preserve">BAKER</w:t>
-      </w:r>
-      <w:r>
-        <w:rPr>
-          <w:rFonts w:ascii="Arial" w:cs="Arial" w:eastAsia="Arial" w:hAnsi="Arial"/>
-          <w:sz w:val="22"/>
-          <w:szCs w:val="22"/>
-        </w:rPr>
-        <w:t xml:space="preserve"> 49, Kerry </w:t>
-      </w:r>
-      <w:r>
-        <w:rPr>
-          <w:rFonts w:ascii="Arial" w:cs="Arial" w:eastAsia="Arial" w:hAnsi="Arial"/>
-          <w:b/>
-          <w:bCs/>
-          <w:sz w:val="22"/>
-          <w:szCs w:val="22"/>
-        </w:rPr>
-        <w:t xml:space="preserve">NIESTER</w:t>
-      </w:r>
-      <w:r>
-        <w:rPr>
-          <w:rFonts w:ascii="Arial" w:cs="Arial" w:eastAsia="Arial" w:hAnsi="Arial"/>
-          <w:sz w:val="22"/>
-          <w:szCs w:val="22"/>
-        </w:rPr>
-        <w:t xml:space="preserve"> 48, and Daniel </w:t>
-      </w:r>
-      <w:r>
-        <w:rPr>
-          <w:rFonts w:ascii="Arial" w:cs="Arial" w:eastAsia="Arial" w:hAnsi="Arial"/>
-          <w:b/>
-          <w:bCs/>
-          <w:sz w:val="22"/>
-          <w:szCs w:val="22"/>
-        </w:rPr>
-        <w:t xml:space="preserve">SOUTH</w:t>
-      </w:r>
-      <w:r>
-        <w:rPr>
-          <w:rFonts w:ascii="Arial" w:cs="Arial" w:eastAsia="Arial" w:hAnsi="Arial"/>
-          <w:sz w:val="22"/>
-          <w:szCs w:val="22"/>
-        </w:rPr>
-        <w:t xml:space="preserve"> and Mary </w:t>
-      </w:r>
-      <w:r>
-        <w:rPr>
-          <w:rFonts w:ascii="Arial" w:cs="Arial" w:eastAsia="Arial" w:hAnsi="Arial"/>
-          <w:b/>
-          <w:bCs/>
-          <w:sz w:val="22"/>
-          <w:szCs w:val="22"/>
-        </w:rPr>
-        <w:t xml:space="preserve">WADE</w:t>
-      </w:r>
-      <w:r>
-        <w:rPr>
-          <w:rFonts w:ascii="Arial" w:cs="Arial" w:eastAsia="Arial" w:hAnsi="Arial"/>
-          <w:sz w:val="22"/>
-          <w:szCs w:val="22"/>
-        </w:rPr>
-        <w:t xml:space="preserve"> at 41. Best 6 of the fall Tuesdays plus the Fall Championship at Kissing Tree on Oct 31. Your points are being tallied; activate them by BUYING IN. Green in the standings means you are already in. </w:t>
-      </w:r>
-      <w:hyperlink w:history="1" r:id="rIdkgrptfr6924it8em5vb3a">
+        <w:spacing w:after="0" w:line="276"/>
+      </w:pPr>
+      <w:r>
+        <w:rPr>
+          <w:rFonts w:ascii="Arial" w:cs="Arial" w:eastAsia="Arial" w:hAnsi="Arial"/>
+          <w:sz w:val="22"/>
+          <w:szCs w:val="22"/>
+        </w:rPr>
+        <w:t xml:space="preserve"/>
+      </w:r>
+    </w:p>
+    <w:p>
+      <w:pPr>
+        <w:spacing w:after="0" w:line="276"/>
+      </w:pPr>
+      <w:r>
+        <w:rPr>
+          <w:rFonts w:ascii="Arial" w:cs="Arial" w:eastAsia="Arial" w:hAnsi="Arial"/>
+          <w:b/>
+          <w:bCs/>
+          <w:sz w:val="22"/>
+          <w:szCs w:val="22"/>
+        </w:rPr>
+        <w:t xml:space="preserve">Jeff RIDEOUT</w:t>
+      </w:r>
+      <w:r>
+        <w:rPr>
+          <w:rFonts w:ascii="Arial" w:cs="Arial" w:eastAsia="Arial" w:hAnsi="Arial"/>
+          <w:sz w:val="22"/>
+          <w:szCs w:val="22"/>
+        </w:rPr>
+        <w:t xml:space="preserve"> stretched his lead to 56 with </w:t>
+      </w:r>
+      <w:r>
+        <w:rPr>
+          <w:rFonts w:ascii="Arial" w:cs="Arial" w:eastAsia="Arial" w:hAnsi="Arial"/>
+          <w:b/>
+          <w:bCs/>
+          <w:sz w:val="22"/>
+          <w:szCs w:val="22"/>
+        </w:rPr>
+        <w:t xml:space="preserve">Luke MAZANEC</w:t>
+      </w:r>
+      <w:r>
+        <w:rPr>
+          <w:rFonts w:ascii="Arial" w:cs="Arial" w:eastAsia="Arial" w:hAnsi="Arial"/>
+          <w:sz w:val="22"/>
+          <w:szCs w:val="22"/>
+        </w:rPr>
+        <w:t xml:space="preserve"> at 51, then </w:t>
+      </w:r>
+      <w:r>
+        <w:rPr>
+          <w:rFonts w:ascii="Arial" w:cs="Arial" w:eastAsia="Arial" w:hAnsi="Arial"/>
+          <w:b/>
+          <w:bCs/>
+          <w:sz w:val="22"/>
+          <w:szCs w:val="22"/>
+        </w:rPr>
+        <w:t xml:space="preserve">Adam BAKER</w:t>
+      </w:r>
+      <w:r>
+        <w:rPr>
+          <w:rFonts w:ascii="Arial" w:cs="Arial" w:eastAsia="Arial" w:hAnsi="Arial"/>
+          <w:sz w:val="22"/>
+          <w:szCs w:val="22"/>
+        </w:rPr>
+        <w:t xml:space="preserve"> 49, </w:t>
+      </w:r>
+      <w:r>
+        <w:rPr>
+          <w:rFonts w:ascii="Arial" w:cs="Arial" w:eastAsia="Arial" w:hAnsi="Arial"/>
+          <w:b/>
+          <w:bCs/>
+          <w:sz w:val="22"/>
+          <w:szCs w:val="22"/>
+        </w:rPr>
+        <w:t xml:space="preserve">Kerry NIESTER</w:t>
+      </w:r>
+      <w:r>
+        <w:rPr>
+          <w:rFonts w:ascii="Arial" w:cs="Arial" w:eastAsia="Arial" w:hAnsi="Arial"/>
+          <w:sz w:val="22"/>
+          <w:szCs w:val="22"/>
+        </w:rPr>
+        <w:t xml:space="preserve"> 48, and </w:t>
+      </w:r>
+      <w:r>
+        <w:rPr>
+          <w:rFonts w:ascii="Arial" w:cs="Arial" w:eastAsia="Arial" w:hAnsi="Arial"/>
+          <w:b/>
+          <w:bCs/>
+          <w:sz w:val="22"/>
+          <w:szCs w:val="22"/>
+        </w:rPr>
+        <w:t xml:space="preserve">Daniel SOUTH</w:t>
+      </w:r>
+      <w:r>
+        <w:rPr>
+          <w:rFonts w:ascii="Arial" w:cs="Arial" w:eastAsia="Arial" w:hAnsi="Arial"/>
+          <w:sz w:val="22"/>
+          <w:szCs w:val="22"/>
+        </w:rPr>
+        <w:t xml:space="preserve"> and </w:t>
+      </w:r>
+      <w:r>
+        <w:rPr>
+          <w:rFonts w:ascii="Arial" w:cs="Arial" w:eastAsia="Arial" w:hAnsi="Arial"/>
+          <w:b/>
+          <w:bCs/>
+          <w:sz w:val="22"/>
+          <w:szCs w:val="22"/>
+        </w:rPr>
+        <w:t xml:space="preserve">Mary WADE</w:t>
+      </w:r>
+      <w:r>
+        <w:rPr>
+          <w:rFonts w:ascii="Arial" w:cs="Arial" w:eastAsia="Arial" w:hAnsi="Arial"/>
+          <w:sz w:val="22"/>
+          <w:szCs w:val="22"/>
+        </w:rPr>
+        <w:t xml:space="preserve"> at 41. Best 6 of the fall Tuesdays plus the Fall Championship at Kissing Tree on Oct 31. Your points are being tallied; activate them by </w:t>
+      </w:r>
+      <w:hyperlink w:history="1" r:id="rId5c3qfyyjosy_qz-z0bjlb">
         <w:r>
           <w:rPr>
             <w:rStyle w:val="Hyperlink"/>
@@ -575,96 +631,36 @@
             <w:sz w:val="22"/>
             <w:szCs w:val="22"/>
           </w:rPr>
-          <w:t xml:space="preserve">CURRENT STANDINGS</w:t>
+          <w:t xml:space="preserve">BUYING IN</w:t>
         </w:r>
       </w:hyperlink>
-    </w:p>
-    <w:p>
-      <w:pPr>
-        <w:pBdr>
-          <w:top w:val="single" w:color="D9D9D9" w:sz="6" w:space="10"/>
-        </w:pBdr>
-        <w:spacing w:after="120" w:before="240"/>
-      </w:pPr>
-      <w:r>
-        <w:rPr>
-          <w:rFonts w:ascii="Arial" w:cs="Arial" w:eastAsia="Arial" w:hAnsi="Arial"/>
-          <w:b/>
-          <w:bCs/>
-          <w:caps/>
-          <w:sz w:val="22"/>
-          <w:szCs w:val="22"/>
-        </w:rPr>
-        <w:t xml:space="preserve">SEPTEMBER POINTS.</w:t>
-      </w:r>
-    </w:p>
-    <w:p>
-      <w:pPr>
-        <w:spacing w:after="160" w:line="300"/>
-      </w:pPr>
-      <w:r>
-        <w:rPr>
-          <w:rFonts w:ascii="Arial" w:cs="Arial" w:eastAsia="Arial" w:hAnsi="Arial"/>
-          <w:sz w:val="22"/>
-          <w:szCs w:val="22"/>
-        </w:rPr>
-        <w:t xml:space="preserve">Every member is in, no buy-in. Winner takes all — $1 per TGF member at month end. Luke </w:t>
-      </w:r>
-      <w:r>
-        <w:rPr>
-          <w:rFonts w:ascii="Arial" w:cs="Arial" w:eastAsia="Arial" w:hAnsi="Arial"/>
-          <w:b/>
-          <w:bCs/>
-          <w:sz w:val="22"/>
-          <w:szCs w:val="22"/>
-        </w:rPr>
-        <w:t xml:space="preserve">MAZANEC</w:t>
-      </w:r>
-      <w:r>
-        <w:rPr>
-          <w:rFonts w:ascii="Arial" w:cs="Arial" w:eastAsia="Arial" w:hAnsi="Arial"/>
-          <w:sz w:val="22"/>
-          <w:szCs w:val="22"/>
-        </w:rPr>
-        <w:t xml:space="preserve"> led September most of the way and went into the last Tuesday a point ahead of Austin's Luke </w:t>
-      </w:r>
-      <w:r>
-        <w:rPr>
-          <w:rFonts w:ascii="Arial" w:cs="Arial" w:eastAsia="Arial" w:hAnsi="Arial"/>
-          <w:b/>
-          <w:bCs/>
-          <w:sz w:val="22"/>
-          <w:szCs w:val="22"/>
-        </w:rPr>
-        <w:t xml:space="preserve">YOUNGS</w:t>
-      </w:r>
-      <w:r>
-        <w:rPr>
-          <w:rFonts w:ascii="Arial" w:cs="Arial" w:eastAsia="Arial" w:hAnsi="Arial"/>
-          <w:sz w:val="22"/>
-          <w:szCs w:val="22"/>
-        </w:rPr>
-        <w:t xml:space="preserve">, 58 to 57. Youngs outscored him seven to four on Tuesday and </w:t>
-      </w:r>
-      <w:r>
-        <w:rPr>
-          <w:rFonts w:ascii="Arial" w:cs="Arial" w:eastAsia="Arial" w:hAnsi="Arial"/>
-          <w:b/>
-          <w:bCs/>
-          <w:sz w:val="22"/>
-          <w:szCs w:val="22"/>
-        </w:rPr>
-        <w:t xml:space="preserve">takes September, 64 to 62 — $138</w:t>
-      </w:r>
-      <w:r>
-        <w:rPr>
-          <w:rFonts w:ascii="Arial" w:cs="Arial" w:eastAsia="Arial" w:hAnsi="Arial"/>
-          <w:sz w:val="22"/>
-          <w:szCs w:val="22"/>
-        </w:rPr>
-        <w:t xml:space="preserve">. Well played, both of you. October starts fresh Tuesday at Olympia Hills. </w:t>
-      </w:r>
-      <w:hyperlink w:history="1" r:id="rIdmqmbd9r8nuoo20fqywziv">
+      <w:r>
+        <w:rPr>
+          <w:rFonts w:ascii="Arial" w:cs="Arial" w:eastAsia="Arial" w:hAnsi="Arial"/>
+          <w:sz w:val="22"/>
+          <w:szCs w:val="22"/>
+        </w:rPr>
+        <w:t xml:space="preserve">. Green in the standings means you are already in.</w:t>
+      </w:r>
+    </w:p>
+    <w:p>
+      <w:pPr>
+        <w:spacing w:after="0" w:line="276"/>
+      </w:pPr>
+      <w:r>
+        <w:rPr>
+          <w:rFonts w:ascii="Arial" w:cs="Arial" w:eastAsia="Arial" w:hAnsi="Arial"/>
+          <w:sz w:val="22"/>
+          <w:szCs w:val="22"/>
+        </w:rPr>
+        <w:t xml:space="preserve"/>
+      </w:r>
+    </w:p>
+    <w:p>
+      <w:pPr>
+        <w:spacing w:after="0" w:line="276"/>
+      </w:pPr>
+      <w:hyperlink w:history="1" r:id="rIdir_w1faasxrb2awxd9maw">
         <w:r>
           <w:rPr>
             <w:rStyle w:val="Hyperlink"/>
@@ -674,7 +670,7 @@
             <w:sz w:val="22"/>
             <w:szCs w:val="22"/>
           </w:rPr>
-          <w:t xml:space="preserve">Standings</w:t>
+          <w:t xml:space="preserve">SAN ANTONIO STANDINGS</w:t>
         </w:r>
       </w:hyperlink>
       <w:r>
@@ -683,13 +679,175 @@
           <w:sz w:val="22"/>
           <w:szCs w:val="22"/>
         </w:rPr>
-        <w:t xml:space="preserve"> BTW... the </w:t>
-      </w:r>
-      <w:r>
-        <w:rPr>
-          <w:rFonts w:ascii="Arial" w:cs="Arial" w:eastAsia="Arial" w:hAnsi="Arial"/>
-          <w:b/>
-          <w:bCs/>
+        <w:t xml:space="preserve"> | </w:t>
+      </w:r>
+      <w:hyperlink w:history="1" r:id="rIduxhgemwty9fpvp4eezneh">
+        <w:r>
+          <w:rPr>
+            <w:rStyle w:val="Hyperlink"/>
+            <w:rFonts w:ascii="Arial" w:cs="Arial" w:eastAsia="Arial" w:hAnsi="Arial"/>
+            <w:b/>
+            <w:bCs/>
+            <w:sz w:val="22"/>
+            <w:szCs w:val="22"/>
+          </w:rPr>
+          <w:t xml:space="preserve">AUSTIN STANDINGS</w:t>
+        </w:r>
+      </w:hyperlink>
+    </w:p>
+    <w:p>
+      <w:pPr>
+        <w:pBdr>
+          <w:top w:val="single" w:color="A0A0A0" w:sz="6" w:space="1"/>
+        </w:pBdr>
+        <w:spacing w:after="0" w:line="276"/>
+      </w:pPr>
+    </w:p>
+    <w:p>
+      <w:pPr>
+        <w:spacing w:after="0" w:line="276"/>
+      </w:pPr>
+      <w:r>
+        <w:rPr>
+          <w:rFonts w:ascii="Arial" w:cs="Arial" w:eastAsia="Arial" w:hAnsi="Arial"/>
+          <w:b/>
+          <w:bCs/>
+          <w:caps/>
+          <w:sz w:val="22"/>
+          <w:szCs w:val="22"/>
+        </w:rPr>
+        <w:t xml:space="preserve">SEPTEMBER POINTS IS FINAL.</w:t>
+      </w:r>
+    </w:p>
+    <w:p>
+      <w:pPr>
+        <w:spacing w:after="0" w:line="276"/>
+      </w:pPr>
+      <w:r>
+        <w:rPr>
+          <w:rFonts w:ascii="Arial" w:cs="Arial" w:eastAsia="Arial" w:hAnsi="Arial"/>
+          <w:sz w:val="22"/>
+          <w:szCs w:val="22"/>
+        </w:rPr>
+        <w:t xml:space="preserve"/>
+      </w:r>
+    </w:p>
+    <w:p>
+      <w:pPr>
+        <w:spacing w:after="0" w:line="276"/>
+      </w:pPr>
+      <w:r>
+        <w:rPr>
+          <w:rFonts w:ascii="Arial" w:cs="Arial" w:eastAsia="Arial" w:hAnsi="Arial"/>
+          <w:sz w:val="22"/>
+          <w:szCs w:val="22"/>
+        </w:rPr>
+        <w:t xml:space="preserve">Every member is in automatically, no buy-in required. Winner takes all — $1 per TGF member at month end. </w:t>
+      </w:r>
+      <w:r>
+        <w:rPr>
+          <w:rFonts w:ascii="Arial" w:cs="Arial" w:eastAsia="Arial" w:hAnsi="Arial"/>
+          <w:b/>
+          <w:bCs/>
+          <w:sz w:val="22"/>
+          <w:szCs w:val="22"/>
+        </w:rPr>
+        <w:t xml:space="preserve">Luke MAZANEC</w:t>
+      </w:r>
+      <w:r>
+        <w:rPr>
+          <w:rFonts w:ascii="Arial" w:cs="Arial" w:eastAsia="Arial" w:hAnsi="Arial"/>
+          <w:sz w:val="22"/>
+          <w:szCs w:val="22"/>
+        </w:rPr>
+        <w:t xml:space="preserve"> led September most of the way and went into the last Tuesday a point ahead of Austin's </w:t>
+      </w:r>
+      <w:r>
+        <w:rPr>
+          <w:rFonts w:ascii="Arial" w:cs="Arial" w:eastAsia="Arial" w:hAnsi="Arial"/>
+          <w:b/>
+          <w:bCs/>
+          <w:sz w:val="22"/>
+          <w:szCs w:val="22"/>
+        </w:rPr>
+        <w:t xml:space="preserve">Luke YOUNGS</w:t>
+      </w:r>
+      <w:r>
+        <w:rPr>
+          <w:rFonts w:ascii="Arial" w:cs="Arial" w:eastAsia="Arial" w:hAnsi="Arial"/>
+          <w:sz w:val="22"/>
+          <w:szCs w:val="22"/>
+        </w:rPr>
+        <w:t xml:space="preserve">, 58 to 57. Youngs outscored him seven to four on Tuesday and </w:t>
+      </w:r>
+      <w:r>
+        <w:rPr>
+          <w:rFonts w:ascii="Arial" w:cs="Arial" w:eastAsia="Arial" w:hAnsi="Arial"/>
+          <w:b/>
+          <w:bCs/>
+          <w:sz w:val="22"/>
+          <w:szCs w:val="22"/>
+        </w:rPr>
+        <w:t xml:space="preserve">takes September, 64 to 62 — $138</w:t>
+      </w:r>
+      <w:r>
+        <w:rPr>
+          <w:rFonts w:ascii="Arial" w:cs="Arial" w:eastAsia="Arial" w:hAnsi="Arial"/>
+          <w:sz w:val="22"/>
+          <w:szCs w:val="22"/>
+        </w:rPr>
+        <w:t xml:space="preserve">. Well played, both of you. October starts fresh Tuesday at Olympia Hills.</w:t>
+      </w:r>
+    </w:p>
+    <w:p>
+      <w:pPr>
+        <w:spacing w:after="0" w:line="276"/>
+      </w:pPr>
+      <w:r>
+        <w:rPr>
+          <w:rFonts w:ascii="Arial" w:cs="Arial" w:eastAsia="Arial" w:hAnsi="Arial"/>
+          <w:sz w:val="22"/>
+          <w:szCs w:val="22"/>
+        </w:rPr>
+        <w:t xml:space="preserve"/>
+      </w:r>
+    </w:p>
+    <w:p>
+      <w:pPr>
+        <w:spacing w:after="0" w:line="276"/>
+      </w:pPr>
+      <w:hyperlink w:history="1" r:id="rIdtai7wtvigkjrqfr6wahe2">
+        <w:r>
+          <w:rPr>
+            <w:rStyle w:val="Hyperlink"/>
+            <w:rFonts w:ascii="Arial" w:cs="Arial" w:eastAsia="Arial" w:hAnsi="Arial"/>
+            <w:b/>
+            <w:bCs/>
+            <w:sz w:val="22"/>
+            <w:szCs w:val="22"/>
+          </w:rPr>
+          <w:t xml:space="preserve">FINAL SEPTEMBER STANDINGS</w:t>
+        </w:r>
+      </w:hyperlink>
+    </w:p>
+    <w:p>
+      <w:pPr>
+        <w:pBdr>
+          <w:top w:val="single" w:color="A0A0A0" w:sz="6" w:space="1"/>
+        </w:pBdr>
+        <w:spacing w:after="0" w:line="276"/>
+      </w:pPr>
+    </w:p>
+    <w:p>
+      <w:pPr>
+        <w:spacing w:after="0" w:line="276"/>
+      </w:pPr>
+      <w:r>
+        <w:rPr>
+          <w:rFonts w:ascii="Arial" w:cs="Arial" w:eastAsia="Arial" w:hAnsi="Arial"/>
+          <w:b/>
+          <w:bCs/>
+          <w:color w:val="27AE60"/>
           <w:sz w:val="22"/>
           <w:szCs w:val="22"/>
         </w:rPr>
@@ -698,6 +856,7 @@
       <w:r>
         <w:rPr>
           <w:rFonts w:ascii="Arial" w:cs="Arial" w:eastAsia="Arial" w:hAnsi="Arial"/>
+          <w:color w:val="27AE60"/>
           <w:sz w:val="22"/>
           <w:szCs w:val="22"/>
         </w:rPr>
@@ -707,9 +866,14 @@
     <w:p>
       <w:pPr>
         <w:pBdr>
-          <w:top w:val="single" w:color="D9D9D9" w:sz="6" w:space="10"/>
+          <w:top w:val="single" w:color="A0A0A0" w:sz="6" w:space="1"/>
         </w:pBdr>
-        <w:spacing w:after="120" w:before="240"/>
+        <w:spacing w:after="0" w:line="276"/>
+      </w:pPr>
+    </w:p>
+    <w:p>
+      <w:pPr>
+        <w:spacing w:after="0" w:line="276"/>
       </w:pPr>
       <w:r>
         <w:rPr>
@@ -721,6 +885,19 @@
           <w:szCs w:val="22"/>
         </w:rPr>
         <w:t xml:space="preserve">NEW FACES.</w:t>
+      </w:r>
+    </w:p>
+    <w:p>
+      <w:pPr>
+        <w:spacing w:after="0" w:line="276"/>
+      </w:pPr>
+      <w:r>
+        <w:rPr>
+          <w:rFonts w:ascii="Arial" w:cs="Arial" w:eastAsia="Arial" w:hAnsi="Arial"/>
+          <w:sz w:val="22"/>
+          <w:szCs w:val="22"/>
+        </w:rPr>
+        <w:t xml:space="preserve"/>
       </w:r>
     </w:p>
     <w:p>
@@ -730,23 +907,38 @@
           <w:ilvl w:val="0"/>
           <w:numId w:val="2"/>
         </w:numPr>
-        <w:spacing w:after="80" w:line="300"/>
-      </w:pPr>
-      <w:r>
-        <w:rPr>
-          <w:rFonts w:ascii="Arial" w:cs="Arial" w:eastAsia="Arial" w:hAnsi="Arial"/>
-          <w:sz w:val="22"/>
-          <w:szCs w:val="22"/>
-        </w:rPr>
-        <w:t xml:space="preserve">Lance Vest — first TGF round, found us through our Facebook &amp; Instagram ads. Welcome, Lance!</w:t>
+        <w:spacing w:after="0" w:line="276"/>
+      </w:pPr>
+      <w:r>
+        <w:rPr>
+          <w:rFonts w:ascii="Arial" w:cs="Arial" w:eastAsia="Arial" w:hAnsi="Arial"/>
+          <w:b/>
+          <w:bCs/>
+          <w:sz w:val="22"/>
+          <w:szCs w:val="22"/>
+        </w:rPr>
+        <w:t xml:space="preserve">Lance Vest</w:t>
+      </w:r>
+      <w:r>
+        <w:rPr>
+          <w:rFonts w:ascii="Arial" w:cs="Arial" w:eastAsia="Arial" w:hAnsi="Arial"/>
+          <w:sz w:val="22"/>
+          <w:szCs w:val="22"/>
+        </w:rPr>
+        <w:t xml:space="preserve"> — first TGF round, found us through our Facebook &amp; Instagram ads. Welcome, Lance!</w:t>
       </w:r>
     </w:p>
     <w:p>
       <w:pPr>
         <w:pBdr>
-          <w:top w:val="single" w:color="D9D9D9" w:sz="6" w:space="10"/>
+          <w:top w:val="single" w:color="A0A0A0" w:sz="6" w:space="1"/>
         </w:pBdr>
-        <w:spacing w:after="120" w:before="240"/>
+        <w:spacing w:after="0" w:line="276"/>
+      </w:pPr>
+    </w:p>
+    <w:p>
+      <w:pPr>
+        <w:spacing w:after="0" w:line="276"/>
       </w:pPr>
       <w:r>
         <w:rPr>
@@ -762,23 +954,41 @@
     </w:p>
     <w:p>
       <w:pPr>
-        <w:spacing w:after="160" w:line="300"/>
-      </w:pPr>
-      <w:r>
-        <w:rPr>
-          <w:rFonts w:ascii="Arial" w:cs="Arial" w:eastAsia="Arial" w:hAnsi="Arial"/>
-          <w:sz w:val="22"/>
-          <w:szCs w:val="22"/>
-        </w:rPr>
-        <w:t xml:space="preserve">8 of us headed over to Aldaco's for good food, good drinks, and good banter. It's the best part, and it's yours if you want it.</w:t>
+        <w:spacing w:after="0" w:line="276"/>
+      </w:pPr>
+      <w:r>
+        <w:rPr>
+          <w:rFonts w:ascii="Arial" w:cs="Arial" w:eastAsia="Arial" w:hAnsi="Arial"/>
+          <w:sz w:val="22"/>
+          <w:szCs w:val="22"/>
+        </w:rPr>
+        <w:t xml:space="preserve"/>
+      </w:r>
+    </w:p>
+    <w:p>
+      <w:pPr>
+        <w:spacing w:after="0" w:line="276"/>
+      </w:pPr>
+      <w:r>
+        <w:rPr>
+          <w:rFonts w:ascii="Arial" w:cs="Arial" w:eastAsia="Arial" w:hAnsi="Arial"/>
+          <w:sz w:val="22"/>
+          <w:szCs w:val="22"/>
+        </w:rPr>
+        <w:t xml:space="preserve">8 of us headed over to Aldaco's for good food, good drinks, and good conversation.</w:t>
       </w:r>
     </w:p>
     <w:p>
       <w:pPr>
         <w:pBdr>
-          <w:top w:val="single" w:color="D9D9D9" w:sz="6" w:space="10"/>
+          <w:top w:val="single" w:color="A0A0A0" w:sz="6" w:space="1"/>
         </w:pBdr>
-        <w:spacing w:after="120" w:before="240"/>
+        <w:spacing w:after="0" w:line="276"/>
+      </w:pPr>
+    </w:p>
+    <w:p>
+      <w:pPr>
+        <w:spacing w:after="0" w:line="276"/>
       </w:pPr>
       <w:r>
         <w:rPr>
@@ -790,6 +1000,19 @@
           <w:szCs w:val="22"/>
         </w:rPr>
         <w:t xml:space="preserve">UP NEXT.</w:t>
+      </w:r>
+    </w:p>
+    <w:p>
+      <w:pPr>
+        <w:spacing w:after="0" w:line="276"/>
+      </w:pPr>
+      <w:r>
+        <w:rPr>
+          <w:rFonts w:ascii="Arial" w:cs="Arial" w:eastAsia="Arial" w:hAnsi="Arial"/>
+          <w:sz w:val="22"/>
+          <w:szCs w:val="22"/>
+        </w:rPr>
+        <w:t xml:space="preserve"/>
       </w:r>
     </w:p>
     <w:p>
@@ -799,7 +1022,7 @@
           <w:ilvl w:val="0"/>
           <w:numId w:val="2"/>
         </w:numPr>
-        <w:spacing w:after="80" w:line="300"/>
+        <w:spacing w:after="0" w:line="276"/>
       </w:pPr>
       <w:r>
         <w:rPr>
@@ -837,7 +1060,7 @@
         </w:rPr>
         <w:t xml:space="preserve"> | </w:t>
       </w:r>
-      <w:hyperlink w:history="1" r:id="rIdurbh9qod7g6ueyv5xha1c">
+      <w:hyperlink w:history="1" r:id="rIdxww2odzq3phf2mqu3koqo">
         <w:r>
           <w:rPr>
             <w:rStyle w:val="Hyperlink"/>
@@ -866,7 +1089,7 @@
           <w:ilvl w:val="0"/>
           <w:numId w:val="2"/>
         </w:numPr>
-        <w:spacing w:after="80" w:line="300"/>
+        <w:spacing w:after="0" w:line="276"/>
       </w:pPr>
       <w:r>
         <w:rPr>
@@ -894,15 +1117,33 @@
           <w:ilvl w:val="0"/>
           <w:numId w:val="2"/>
         </w:numPr>
-        <w:spacing w:after="80" w:line="300"/>
-      </w:pPr>
-      <w:r>
-        <w:rPr>
-          <w:rFonts w:ascii="Arial" w:cs="Arial" w:eastAsia="Arial" w:hAnsi="Arial"/>
-          <w:sz w:val="22"/>
-          <w:szCs w:val="22"/>
-        </w:rPr>
-        <w:t xml:space="preserve">Sat, Oct 10 | LONE STAR CUP | The Hideout — San Antonio vs Austin. Qualifiers Only</w:t>
+        <w:spacing w:after="0" w:line="276"/>
+      </w:pPr>
+      <w:r>
+        <w:rPr>
+          <w:rFonts w:ascii="Arial" w:cs="Arial" w:eastAsia="Arial" w:hAnsi="Arial"/>
+          <w:sz w:val="22"/>
+          <w:szCs w:val="22"/>
+        </w:rPr>
+        <w:t xml:space="preserve">Sat, Oct 10 | </w:t>
+      </w:r>
+      <w:r>
+        <w:rPr>
+          <w:rFonts w:ascii="Arial" w:cs="Arial" w:eastAsia="Arial" w:hAnsi="Arial"/>
+          <w:b/>
+          <w:bCs/>
+          <w:sz w:val="22"/>
+          <w:szCs w:val="22"/>
+        </w:rPr>
+        <w:t xml:space="preserve">LONE STAR CUP</w:t>
+      </w:r>
+      <w:r>
+        <w:rPr>
+          <w:rFonts w:ascii="Arial" w:cs="Arial" w:eastAsia="Arial" w:hAnsi="Arial"/>
+          <w:sz w:val="22"/>
+          <w:szCs w:val="22"/>
+        </w:rPr>
+        <w:t xml:space="preserve"> | The Hideout — San Antonio vs Austin. Qualifiers Only</w:t>
       </w:r>
     </w:p>
     <w:p>
@@ -912,7 +1153,7 @@
           <w:ilvl w:val="0"/>
           <w:numId w:val="2"/>
         </w:numPr>
-        <w:spacing w:after="80" w:line="300"/>
+        <w:spacing w:after="0" w:line="276"/>
       </w:pPr>
       <w:r>
         <w:rPr>
@@ -950,7 +1191,7 @@
         </w:rPr>
         <w:t xml:space="preserve"> | </w:t>
       </w:r>
-      <w:hyperlink w:history="1" r:id="rIdzhsp2znxg7pnjfyizafpj">
+      <w:hyperlink w:history="1" r:id="rIdgrelnyiqdee6e1nrixfdj">
         <w:r>
           <w:rPr>
             <w:rStyle w:val="Hyperlink"/>
@@ -974,7 +1215,20 @@
     </w:p>
     <w:p>
       <w:pPr>
-        <w:spacing w:after="160" w:line="300"/>
+        <w:spacing w:after="0" w:line="276"/>
+      </w:pPr>
+      <w:r>
+        <w:rPr>
+          <w:rFonts w:ascii="Arial" w:cs="Arial" w:eastAsia="Arial" w:hAnsi="Arial"/>
+          <w:sz w:val="22"/>
+          <w:szCs w:val="22"/>
+        </w:rPr>
+        <w:t xml:space="preserve"/>
+      </w:r>
+    </w:p>
+    <w:p>
+      <w:pPr>
+        <w:spacing w:after="0" w:line="276"/>
       </w:pPr>
       <w:r>
         <w:rPr>
@@ -987,15 +1241,54 @@
     </w:p>
     <w:p>
       <w:pPr>
-        <w:spacing w:after="160" w:line="300"/>
-      </w:pPr>
-      <w:r>
-        <w:rPr>
-          <w:rFonts w:ascii="Arial" w:cs="Arial" w:eastAsia="Arial" w:hAnsi="Arial"/>
-          <w:sz w:val="22"/>
-          <w:szCs w:val="22"/>
-        </w:rPr>
-        <w:t xml:space="preserve">Kerry Niester The Golf Fellowship 210.838.3948</w:t>
+        <w:spacing w:after="0" w:line="276"/>
+      </w:pPr>
+      <w:r>
+        <w:rPr>
+          <w:rFonts w:ascii="Arial" w:cs="Arial" w:eastAsia="Arial" w:hAnsi="Arial"/>
+          <w:sz w:val="22"/>
+          <w:szCs w:val="22"/>
+        </w:rPr>
+        <w:t xml:space="preserve"/>
+      </w:r>
+    </w:p>
+    <w:p>
+      <w:pPr>
+        <w:spacing w:after="0" w:line="276"/>
+      </w:pPr>
+      <w:r>
+        <w:rPr>
+          <w:rFonts w:ascii="Arial" w:cs="Arial" w:eastAsia="Arial" w:hAnsi="Arial"/>
+          <w:sz w:val="22"/>
+          <w:szCs w:val="22"/>
+        </w:rPr>
+        <w:t xml:space="preserve">Kerry Niester</w:t>
+      </w:r>
+    </w:p>
+    <w:p>
+      <w:pPr>
+        <w:spacing w:after="0" w:line="276"/>
+      </w:pPr>
+      <w:r>
+        <w:rPr>
+          <w:rFonts w:ascii="Arial" w:cs="Arial" w:eastAsia="Arial" w:hAnsi="Arial"/>
+          <w:sz w:val="22"/>
+          <w:szCs w:val="22"/>
+        </w:rPr>
+        <w:t xml:space="preserve">The Golf Fellowship</w:t>
+      </w:r>
+    </w:p>
+    <w:p>
+      <w:pPr>
+        <w:spacing w:after="0" w:line="276"/>
+      </w:pPr>
+      <w:r>
+        <w:rPr>
+          <w:rFonts w:ascii="Arial" w:cs="Arial" w:eastAsia="Arial" w:hAnsi="Arial"/>
+          <w:sz w:val="22"/>
+          <w:szCs w:val="22"/>
+        </w:rPr>
+        <w:t xml:space="preserve">210.838.3948</w:t>
       </w:r>
     </w:p>
     <w:sectPr>
